--- a/TestImage/content.docx
+++ b/TestImage/content.docx
@@ -1,11 +1,11 @@
 
 <file path=word/document.xml><?xml version="1.0" encoding="utf-8"?>
-<w:document xmlns:wpc="http://schemas.microsoft.com/office/word/2010/wordprocessingCanvas" xmlns:cx="http://schemas.microsoft.com/office/drawing/2014/chartex" xmlns:cx1="http://schemas.microsoft.com/office/drawing/2015/9/8/chartex" xmlns:cx2="http://schemas.microsoft.com/office/drawing/2015/10/21/chartex" xmlns:cx3="http://schemas.microsoft.com/office/drawing/2016/5/9/chartex" xmlns:cx4="http://schemas.microsoft.com/office/drawing/2016/5/10/chartex" xmlns:cx5="http://schemas.microsoft.com/office/drawing/2016/5/11/chartex" xmlns:cx6="http://schemas.microsoft.com/office/drawing/2016/5/12/chartex" xmlns:cx7="http://schemas.microsoft.com/office/drawing/2016/5/13/chartex" xmlns:cx8="http://schemas.microsoft.com/office/drawing/2016/5/14/chartex" xmlns:mc="http://schemas.openxmlformats.org/markup-compatibility/2006" xmlns:aink="http://schemas.microsoft.com/office/drawing/2016/ink" xmlns:am3d="http://schemas.microsoft.com/office/drawing/2017/model3d" xmlns:o="urn:schemas-microsoft-com:office:office" xmlns:oel="http://schemas.microsoft.com/office/2019/extlst" xmlns:r="http://schemas.openxmlformats.org/officeDocument/2006/relationships" xmlns:m="http://schemas.openxmlformats.org/officeDocument/2006/math" xmlns:v="urn:schemas-microsoft-com:vml" xmlns:wp14="http://schemas.microsoft.com/office/word/2010/wordprocessingDrawing" xmlns:wp="http://schemas.openxmlformats.org/drawingml/2006/wordprocessingDrawing" xmlns:w10="urn:schemas-microsoft-com:office:word" xmlns:w="http://schemas.openxmlformats.org/wordprocessingml/2006/main" xmlns:w14="http://schemas.microsoft.com/office/word/2010/wordml" xmlns:w15="http://schemas.microsoft.com/office/word/2012/wordml" xmlns:w16cex="http://schemas.microsoft.com/office/word/2018/wordml/cex" xmlns:w16cid="http://schemas.microsoft.com/office/word/2016/wordml/cid" xmlns:w16="http://schemas.microsoft.com/office/word/2018/wordml" xmlns:w16sdtdh="http://schemas.microsoft.com/office/word/2020/wordml/sdtdatahash" xmlns:w16se="http://schemas.microsoft.com/office/word/2015/wordml/symex" xmlns:wpg="http://schemas.microsoft.com/office/word/2010/wordprocessingGroup" xmlns:wpi="http://schemas.microsoft.com/office/word/2010/wordprocessingInk" xmlns:wne="http://schemas.microsoft.com/office/word/2006/wordml" xmlns:wps="http://schemas.microsoft.com/office/word/2010/wordprocessingShape" mc:Ignorable="w14 w15 w16se w16cid w16 w16cex w16sdtdh wp14">
+<w:document xmlns:wpc="http://schemas.microsoft.com/office/word/2010/wordprocessingCanvas" xmlns:cx="http://schemas.microsoft.com/office/drawing/2014/chartex" xmlns:cx1="http://schemas.microsoft.com/office/drawing/2015/9/8/chartex" xmlns:cx2="http://schemas.microsoft.com/office/drawing/2015/10/21/chartex" xmlns:cx3="http://schemas.microsoft.com/office/drawing/2016/5/9/chartex" xmlns:cx4="http://schemas.microsoft.com/office/drawing/2016/5/10/chartex" xmlns:cx5="http://schemas.microsoft.com/office/drawing/2016/5/11/chartex" xmlns:cx6="http://schemas.microsoft.com/office/drawing/2016/5/12/chartex" xmlns:cx7="http://schemas.microsoft.com/office/drawing/2016/5/13/chartex" xmlns:cx8="http://schemas.microsoft.com/office/drawing/2016/5/14/chartex" xmlns:mc="http://schemas.openxmlformats.org/markup-compatibility/2006" xmlns:aink="http://schemas.microsoft.com/office/drawing/2016/ink" xmlns:am3d="http://schemas.microsoft.com/office/drawing/2017/model3d" xmlns:o="urn:schemas-microsoft-com:office:office" xmlns:r="http://schemas.openxmlformats.org/officeDocument/2006/relationships" xmlns:m="http://schemas.openxmlformats.org/officeDocument/2006/math" xmlns:v="urn:schemas-microsoft-com:vml" xmlns:wp14="http://schemas.microsoft.com/office/word/2010/wordprocessingDrawing" xmlns:wp="http://schemas.openxmlformats.org/drawingml/2006/wordprocessingDrawing" xmlns:w10="urn:schemas-microsoft-com:office:word" xmlns:w="http://schemas.openxmlformats.org/wordprocessingml/2006/main" xmlns:w14="http://schemas.microsoft.com/office/word/2010/wordml" xmlns:w15="http://schemas.microsoft.com/office/word/2012/wordml" xmlns:w16cex="http://schemas.microsoft.com/office/word/2018/wordml/cex" xmlns:w16cid="http://schemas.microsoft.com/office/word/2016/wordml/cid" xmlns:w16="http://schemas.microsoft.com/office/word/2018/wordml" xmlns:w16sdtdh="http://schemas.microsoft.com/office/word/2020/wordml/sdtdatahash" xmlns:w16se="http://schemas.microsoft.com/office/word/2015/wordml/symex" xmlns:wpg="http://schemas.microsoft.com/office/word/2010/wordprocessingGroup" xmlns:wpi="http://schemas.microsoft.com/office/word/2010/wordprocessingInk" xmlns:wne="http://schemas.microsoft.com/office/word/2006/wordml" xmlns:wps="http://schemas.microsoft.com/office/word/2010/wordprocessingShape" mc:Ignorable="w14 w15 w16se w16cid w16 w16cex w16sdtdh wp14">
   <w:body>
     <w:p/>
     <w:tbl>
       <w:tblPr>
-        <w:tblStyle w:val="a4"/>
+        <w:tblStyle w:val="TableGrid"/>
         <w:tblW w:w="0" w:type="auto"/>
         <w:tblLook w:val="04A0" w:firstRow="1" w:lastRow="0" w:firstColumn="1" w:lastColumn="0" w:noHBand="0" w:noVBand="1"/>
       </w:tblPr>
@@ -17,6 +17,7 @@
         <w:tc>
           <w:tcPr>
             <w:tcW w:w="2263" w:type="dxa"/>
+            <w:tcMar/>
           </w:tcPr>
           <w:p>
             <w:r>
@@ -28,10 +29,11 @@
         <w:tc>
           <w:tcPr>
             <w:tcW w:w="6033" w:type="dxa"/>
+            <w:tcMar/>
           </w:tcPr>
           <w:p>
             <w:pPr>
-              <w:pStyle w:val="a3"/>
+              <w:pStyle w:val="ListParagraph"/>
               <w:numPr>
                 <w:ilvl w:val="0"/>
                 <w:numId w:val="1"/>
@@ -47,10 +49,19 @@
             <w:r>
               <w:t>ext 5 fixtures</w:t>
             </w:r>
+            <w:r>
+              <w:t xml:space="preserve"> (B</w:t>
+            </w:r>
+            <w:r>
+              <w:t>r</w:t>
+            </w:r>
+            <w:r>
+              <w:t>entford)</w:t>
+            </w:r>
           </w:p>
           <w:p>
             <w:pPr>
-              <w:pStyle w:val="a3"/>
+              <w:pStyle w:val="ListParagraph"/>
               <w:numPr>
                 <w:ilvl w:val="0"/>
                 <w:numId w:val="1"/>
@@ -69,7 +80,7 @@
           </w:p>
           <w:p>
             <w:pPr>
-              <w:pStyle w:val="a3"/>
+              <w:pStyle w:val="ListParagraph"/>
               <w:numPr>
                 <w:ilvl w:val="0"/>
                 <w:numId w:val="1"/>
@@ -82,7 +93,7 @@
           </w:p>
           <w:p>
             <w:pPr>
-              <w:pStyle w:val="a3"/>
+              <w:pStyle w:val="ListParagraph"/>
               <w:numPr>
                 <w:ilvl w:val="0"/>
                 <w:numId w:val="1"/>
@@ -98,10 +109,13 @@
             <w:r>
               <w:t>layer(Barcelona)</w:t>
             </w:r>
+            <w:r>
+              <w:t>/ Featured Player (Brentford)</w:t>
+            </w:r>
           </w:p>
           <w:p>
             <w:pPr>
-              <w:pStyle w:val="a3"/>
+              <w:pStyle w:val="ListParagraph"/>
               <w:numPr>
                 <w:ilvl w:val="0"/>
                 <w:numId w:val="1"/>
@@ -120,7 +134,7 @@
           </w:p>
           <w:p>
             <w:pPr>
-              <w:pStyle w:val="a3"/>
+              <w:pStyle w:val="ListParagraph"/>
               <w:numPr>
                 <w:ilvl w:val="0"/>
                 <w:numId w:val="1"/>
@@ -136,7 +150,7 @@
           </w:p>
           <w:p>
             <w:pPr>
-              <w:pStyle w:val="a3"/>
+              <w:pStyle w:val="ListParagraph"/>
               <w:numPr>
                 <w:ilvl w:val="0"/>
                 <w:numId w:val="1"/>
@@ -156,20 +170,15 @@
               <w:t>Media</w:t>
             </w:r>
             <w:r>
-              <w:t xml:space="preserve"> </w:t>
-            </w:r>
-            <w:proofErr w:type="spellStart"/>
-            <w:r>
-              <w:t>Iframe</w:t>
-            </w:r>
-            <w:proofErr w:type="spellEnd"/>
+              <w:t xml:space="preserve"> Iframe</w:t>
+            </w:r>
             <w:r>
               <w:t xml:space="preserve"> (Leverkusen)</w:t>
             </w:r>
           </w:p>
           <w:p>
             <w:pPr>
-              <w:pStyle w:val="a3"/>
+              <w:pStyle w:val="ListParagraph"/>
               <w:numPr>
                 <w:ilvl w:val="0"/>
                 <w:numId w:val="1"/>
@@ -189,40 +198,13 @@
               <w:t>)</w:t>
             </w:r>
           </w:p>
-          <w:p>
-            <w:r>
-              <w:t>(</w:t>
-            </w:r>
-            <w:proofErr w:type="gramStart"/>
-            <w:r>
-              <w:t>next</w:t>
-            </w:r>
-            <w:proofErr w:type="gramEnd"/>
-            <w:r>
-              <w:t xml:space="preserve"> 5 fixture, photo, social media </w:t>
-            </w:r>
-            <w:proofErr w:type="spellStart"/>
-            <w:r>
-              <w:t>iframe</w:t>
-            </w:r>
-            <w:proofErr w:type="spellEnd"/>
-            <w:r>
-              <w:t>, league table, featured player(pl website), trophy (real Madrid)) (Barcelona website for reference)(Bayern Munich (club section))</w:t>
-            </w:r>
-          </w:p>
-          <w:p>
-            <w:pPr>
-              <w:rPr>
-                <w:rFonts w:hint="eastAsia"/>
-              </w:rPr>
-            </w:pPr>
-          </w:p>
         </w:tc>
       </w:tr>
       <w:tr>
         <w:tc>
           <w:tcPr>
             <w:tcW w:w="2263" w:type="dxa"/>
+            <w:tcMar/>
           </w:tcPr>
           <w:p>
             <w:r>
@@ -239,6 +221,214 @@
         <w:tc>
           <w:tcPr>
             <w:tcW w:w="6033" w:type="dxa"/>
+            <w:tcMar/>
+          </w:tcPr>
+          <w:p>
+            <w:pPr>
+              <w:rPr>
+                <w:highlight w:val="yellow"/>
+              </w:rPr>
+            </w:pPr>
+            <w:r>
+              <w:rPr>
+                <w:highlight w:val="yellow"/>
+              </w:rPr>
+              <w:t>(Norwich City)</w:t>
+            </w:r>
+          </w:p>
+        </w:tc>
+      </w:tr>
+      <w:tr>
+        <w:tc>
+          <w:tcPr>
+            <w:tcW w:w="2263" w:type="dxa"/>
+            <w:tcMar/>
+          </w:tcPr>
+          <w:p>
+            <w:r>
+              <w:rPr>
+                <w:rFonts w:hint="eastAsia"/>
+              </w:rPr>
+              <w:t>R</w:t>
+            </w:r>
+            <w:r>
+              <w:t>esult(Liverpool, Bournemount)</w:t>
+            </w:r>
+          </w:p>
+          <w:p/>
+        </w:tc>
+        <w:tc>
+          <w:tcPr>
+            <w:tcW w:w="6033" w:type="dxa"/>
+            <w:tcMar/>
+          </w:tcPr>
+          <w:p>
+            <w:pPr>
+              <w:pStyle w:val="ListParagraph"/>
+              <w:numPr>
+                <w:ilvl w:val="0"/>
+                <w:numId w:val="3"/>
+              </w:numPr>
+              <w:ind w:leftChars="0"/>
+            </w:pPr>
+            <w:r>
+              <w:t>Match Center</w:t>
+            </w:r>
+            <w:r>
+              <w:t>(Link to PL Website)</w:t>
+            </w:r>
+          </w:p>
+          <w:p>
+            <w:pPr>
+              <w:pStyle w:val="ListParagraph"/>
+              <w:numPr>
+                <w:ilvl w:val="0"/>
+                <w:numId w:val="3"/>
+              </w:numPr>
+              <w:ind w:leftChars="0"/>
+            </w:pPr>
+            <w:r>
+              <w:rPr>
+                <w:rFonts w:hint="eastAsia"/>
+              </w:rPr>
+              <w:t>H</w:t>
+            </w:r>
+            <w:r>
+              <w:t>ighlight(</w:t>
+            </w:r>
+            <w:r>
+              <w:t>YouTube</w:t>
+            </w:r>
+            <w:r>
+              <w:t>)</w:t>
+            </w:r>
+          </w:p>
+          <w:p/>
+        </w:tc>
+      </w:tr>
+      <w:tr>
+        <w:tc>
+          <w:tcPr>
+            <w:tcW w:w="2263" w:type="dxa"/>
+            <w:tcMar/>
+          </w:tcPr>
+          <w:p>
+            <w:r>
+              <w:t>Table (Liverpool, Aston Villa)</w:t>
+            </w:r>
+          </w:p>
+        </w:tc>
+        <w:tc>
+          <w:tcPr>
+            <w:tcW w:w="6033" w:type="dxa"/>
+            <w:tcMar/>
+          </w:tcPr>
+          <w:p>
+            <w:pPr>
+              <w:pStyle w:val="ListParagraph"/>
+              <w:numPr>
+                <w:ilvl w:val="0"/>
+                <w:numId w:val="5"/>
+              </w:numPr>
+              <w:ind w:leftChars="0"/>
+            </w:pPr>
+            <w:r>
+              <w:rPr>
+                <w:rFonts w:hint="eastAsia"/>
+              </w:rPr>
+              <w:t>P</w:t>
+            </w:r>
+            <w:r>
+              <w:t>L</w:t>
+            </w:r>
+          </w:p>
+          <w:p>
+            <w:pPr>
+              <w:pStyle w:val="ListParagraph"/>
+              <w:numPr>
+                <w:ilvl w:val="0"/>
+                <w:numId w:val="5"/>
+              </w:numPr>
+              <w:ind w:leftChars="0"/>
+            </w:pPr>
+            <w:r>
+              <w:rPr>
+                <w:rFonts w:hint="eastAsia"/>
+              </w:rPr>
+              <w:t>C</w:t>
+            </w:r>
+            <w:r>
+              <w:t>hampion League</w:t>
+            </w:r>
+          </w:p>
+        </w:tc>
+      </w:tr>
+      <w:tr>
+        <w:tc>
+          <w:tcPr>
+            <w:tcW w:w="2263" w:type="dxa"/>
+            <w:tcMar/>
+          </w:tcPr>
+          <w:p>
+            <w:r>
+              <w:rPr>
+                <w:rFonts w:hint="eastAsia"/>
+              </w:rPr>
+              <w:t>P</w:t>
+            </w:r>
+            <w:r>
+              <w:t>layer (</w:t>
+            </w:r>
+            <w:r>
+              <w:t xml:space="preserve">ManCity/ </w:t>
+            </w:r>
+            <w:r>
+              <w:t>Fulham</w:t>
+            </w:r>
+            <w:r>
+              <w:t>)</w:t>
+            </w:r>
+          </w:p>
+        </w:tc>
+        <w:tc>
+          <w:tcPr>
+            <w:tcW w:w="6033" w:type="dxa"/>
+            <w:tcMar/>
+          </w:tcPr>
+          <w:p>
+            <w:r>
+              <w:t>Player Page: Man city</w:t>
+            </w:r>
+          </w:p>
+          <w:p>
+            <w:r>
+              <w:t>Player Detail: Fulham</w:t>
+            </w:r>
+          </w:p>
+        </w:tc>
+      </w:tr>
+      <w:tr>
+        <w:tc>
+          <w:tcPr>
+            <w:tcW w:w="2263" w:type="dxa"/>
+            <w:tcMar/>
+          </w:tcPr>
+          <w:p>
+            <w:r>
+              <w:rPr>
+                <w:rFonts w:hint="eastAsia"/>
+              </w:rPr>
+              <w:t>H</w:t>
+            </w:r>
+            <w:r>
+              <w:t>istory/ TimeLine</w:t>
+            </w:r>
+          </w:p>
+        </w:tc>
+        <w:tc>
+          <w:tcPr>
+            <w:tcW w:w="6033" w:type="dxa"/>
+            <w:tcMar/>
           </w:tcPr>
           <w:p/>
         </w:tc>
@@ -247,155 +437,24 @@
         <w:tc>
           <w:tcPr>
             <w:tcW w:w="2263" w:type="dxa"/>
+            <w:tcMar/>
           </w:tcPr>
           <w:p>
             <w:r>
               <w:rPr>
                 <w:rFonts w:hint="eastAsia"/>
               </w:rPr>
-              <w:t>R</w:t>
-            </w:r>
-            <w:r>
-              <w:t xml:space="preserve">esult(Liverpool, </w:t>
-            </w:r>
-            <w:proofErr w:type="spellStart"/>
-            <w:r>
-              <w:t>Bournemount</w:t>
-            </w:r>
-            <w:proofErr w:type="spellEnd"/>
-            <w:r>
-              <w:t>)</w:t>
-            </w:r>
-          </w:p>
-          <w:p/>
+              <w:t>S</w:t>
+            </w:r>
+            <w:r>
+              <w:t>tadium</w:t>
+            </w:r>
+          </w:p>
         </w:tc>
         <w:tc>
           <w:tcPr>
             <w:tcW w:w="6033" w:type="dxa"/>
-          </w:tcPr>
-          <w:p>
-            <w:pPr>
-              <w:pStyle w:val="a3"/>
-              <w:numPr>
-                <w:ilvl w:val="0"/>
-                <w:numId w:val="3"/>
-              </w:numPr>
-              <w:ind w:leftChars="0"/>
-            </w:pPr>
-            <w:r>
-              <w:rPr>
-                <w:rFonts w:hint="eastAsia"/>
-              </w:rPr>
-              <w:t>R</w:t>
-            </w:r>
-            <w:r>
-              <w:t>eport(Link to PL Website)</w:t>
-            </w:r>
-          </w:p>
-          <w:p>
-            <w:pPr>
-              <w:pStyle w:val="a3"/>
-              <w:numPr>
-                <w:ilvl w:val="0"/>
-                <w:numId w:val="3"/>
-              </w:numPr>
-              <w:ind w:leftChars="0"/>
-            </w:pPr>
-            <w:r>
-              <w:rPr>
-                <w:rFonts w:hint="eastAsia"/>
-              </w:rPr>
-              <w:t>H</w:t>
-            </w:r>
-            <w:r>
-              <w:t>ighlight(</w:t>
-            </w:r>
-            <w:r>
-              <w:t>YouTube</w:t>
-            </w:r>
-            <w:r>
-              <w:t>)</w:t>
-            </w:r>
-          </w:p>
-          <w:p/>
-        </w:tc>
-      </w:tr>
-      <w:tr>
-        <w:tc>
-          <w:tcPr>
-            <w:tcW w:w="2263" w:type="dxa"/>
-          </w:tcPr>
-          <w:p>
-            <w:r>
-              <w:t>Table (Liverpool, Aston Villa)</w:t>
-            </w:r>
-          </w:p>
-          <w:p/>
-        </w:tc>
-        <w:tc>
-          <w:tcPr>
-            <w:tcW w:w="6033" w:type="dxa"/>
-          </w:tcPr>
-          <w:p>
-            <w:pPr>
-              <w:pStyle w:val="a3"/>
-              <w:numPr>
-                <w:ilvl w:val="0"/>
-                <w:numId w:val="5"/>
-              </w:numPr>
-              <w:ind w:leftChars="0"/>
-            </w:pPr>
-            <w:r>
-              <w:rPr>
-                <w:rFonts w:hint="eastAsia"/>
-              </w:rPr>
-              <w:t>P</w:t>
-            </w:r>
-            <w:r>
-              <w:t>L</w:t>
-            </w:r>
-          </w:p>
-          <w:p>
-            <w:pPr>
-              <w:pStyle w:val="a3"/>
-              <w:numPr>
-                <w:ilvl w:val="0"/>
-                <w:numId w:val="5"/>
-              </w:numPr>
-              <w:ind w:leftChars="0"/>
-            </w:pPr>
-            <w:r>
-              <w:rPr>
-                <w:rFonts w:hint="eastAsia"/>
-              </w:rPr>
-              <w:t>C</w:t>
-            </w:r>
-            <w:r>
-              <w:t>hampion League</w:t>
-            </w:r>
-          </w:p>
-        </w:tc>
-      </w:tr>
-      <w:tr>
-        <w:tc>
-          <w:tcPr>
-            <w:tcW w:w="2263" w:type="dxa"/>
-          </w:tcPr>
-          <w:p>
-            <w:r>
-              <w:rPr>
-                <w:rFonts w:hint="eastAsia"/>
-              </w:rPr>
-              <w:t>P</w:t>
-            </w:r>
-            <w:r>
-              <w:t>layer (Man City)</w:t>
-            </w:r>
-          </w:p>
-        </w:tc>
-        <w:tc>
-          <w:tcPr>
-            <w:tcW w:w="6033" w:type="dxa"/>
+            <w:tcMar/>
           </w:tcPr>
           <w:p/>
         </w:tc>
@@ -404,30 +463,133 @@
         <w:tc>
           <w:tcPr>
             <w:tcW w:w="2263" w:type="dxa"/>
+            <w:tcMar/>
           </w:tcPr>
           <w:p>
             <w:r>
               <w:rPr>
                 <w:rFonts w:hint="eastAsia"/>
               </w:rPr>
-              <w:t>H</w:t>
-            </w:r>
-            <w:r>
-              <w:t>istory/ TimeLine</w:t>
+              <w:t>L</w:t>
+            </w:r>
+            <w:r>
+              <w:t>egend</w:t>
+            </w:r>
+          </w:p>
+          <w:p>
+            <w:r>
+              <w:rPr>
+                <w:rFonts w:hint="eastAsia"/>
+              </w:rPr>
+              <w:t>(</w:t>
+            </w:r>
+            <w:r>
+              <w:t>Hall of Frame)</w:t>
+            </w:r>
+          </w:p>
+          <w:p>
+            <w:r>
+              <w:rPr>
+                <w:rFonts w:hint="eastAsia"/>
+              </w:rPr>
+              <w:t>(</w:t>
+            </w:r>
+            <w:r>
+              <w:t>AC Milian)</w:t>
             </w:r>
           </w:p>
         </w:tc>
         <w:tc>
           <w:tcPr>
             <w:tcW w:w="6033" w:type="dxa"/>
+            <w:tcMar/>
           </w:tcPr>
-          <w:p/>
+          <w:p>
+            <w:pPr>
+              <w:pStyle w:val="ListParagraph"/>
+              <w:numPr>
+                <w:ilvl w:val="0"/>
+                <w:numId w:val="6"/>
+              </w:numPr>
+              <w:ind w:leftChars="0"/>
+            </w:pPr>
+            <w:r>
+              <w:rPr>
+                <w:rFonts w:hint="eastAsia"/>
+              </w:rPr>
+              <w:t>A</w:t>
+            </w:r>
+            <w:r>
+              <w:t>guero</w:t>
+            </w:r>
+          </w:p>
+          <w:p>
+            <w:pPr>
+              <w:pStyle w:val="ListParagraph"/>
+              <w:numPr>
+                <w:ilvl w:val="0"/>
+                <w:numId w:val="6"/>
+              </w:numPr>
+              <w:ind w:leftChars="0"/>
+            </w:pPr>
+            <w:r>
+              <w:rPr>
+                <w:rFonts w:hint="eastAsia"/>
+              </w:rPr>
+              <w:t>D</w:t>
+            </w:r>
+            <w:r>
+              <w:t>avid Silva</w:t>
+            </w:r>
+          </w:p>
+          <w:p>
+            <w:pPr>
+              <w:pStyle w:val="ListParagraph"/>
+              <w:numPr>
+                <w:ilvl w:val="0"/>
+                <w:numId w:val="6"/>
+              </w:numPr>
+              <w:ind w:leftChars="0"/>
+            </w:pPr>
+            <w:r>
+              <w:rPr>
+                <w:rFonts w:hint="eastAsia"/>
+              </w:rPr>
+              <w:t>Y</w:t>
+            </w:r>
+            <w:r>
+              <w:t xml:space="preserve">aya </w:t>
+            </w:r>
+            <w:r>
+              <w:t>Touré</w:t>
+            </w:r>
+          </w:p>
+          <w:p>
+            <w:pPr>
+              <w:pStyle w:val="ListParagraph"/>
+              <w:numPr>
+                <w:ilvl w:val="0"/>
+                <w:numId w:val="6"/>
+              </w:numPr>
+              <w:ind w:leftChars="0"/>
+            </w:pPr>
+            <w:r>
+              <w:rPr>
+                <w:rFonts w:hint="eastAsia"/>
+              </w:rPr>
+              <w:t>K</w:t>
+            </w:r>
+            <w:r>
+              <w:t>ompany</w:t>
+            </w:r>
+          </w:p>
         </w:tc>
       </w:tr>
       <w:tr>
         <w:tc>
           <w:tcPr>
             <w:tcW w:w="2263" w:type="dxa"/>
+            <w:tcMar/>
           </w:tcPr>
           <w:p>
             <w:r>
@@ -437,74 +599,65 @@
               <w:t>S</w:t>
             </w:r>
             <w:r>
-              <w:t>tadium</w:t>
+              <w:t>ong/ Anthem</w:t>
             </w:r>
           </w:p>
         </w:tc>
         <w:tc>
           <w:tcPr>
             <w:tcW w:w="6033" w:type="dxa"/>
+            <w:tcMar/>
           </w:tcPr>
-          <w:p/>
+          <w:p>
+            <w:pPr>
+              <w:pStyle w:val="ListParagraph"/>
+              <w:numPr>
+                <w:ilvl w:val="0"/>
+                <w:numId w:val="7"/>
+              </w:numPr>
+              <w:ind w:leftChars="0"/>
+            </w:pPr>
+            <w:r>
+              <w:rPr>
+                <w:rFonts w:hint="eastAsia"/>
+              </w:rPr>
+              <w:t>B</w:t>
+            </w:r>
+            <w:r>
+              <w:t>lue Moon (https://www.mancity.com/news/club-news/club-news/2013/august/blue-moon)</w:t>
+            </w:r>
+          </w:p>
         </w:tc>
       </w:tr>
       <w:tr>
         <w:tc>
           <w:tcPr>
             <w:tcW w:w="2263" w:type="dxa"/>
+            <w:tcMar/>
           </w:tcPr>
           <w:p>
             <w:r>
               <w:rPr>
                 <w:rFonts w:hint="eastAsia"/>
               </w:rPr>
-              <w:t>L</w:t>
-            </w:r>
-            <w:r>
-              <w:t>egend</w:t>
-            </w:r>
-          </w:p>
-          <w:p>
-            <w:r>
-              <w:rPr>
-                <w:rFonts w:hint="eastAsia"/>
-              </w:rPr>
-              <w:t>(</w:t>
-            </w:r>
-            <w:r>
-              <w:t xml:space="preserve">Hall of </w:t>
-            </w:r>
-            <w:proofErr w:type="spellStart"/>
-            <w:r>
-              <w:t>Frame</w:t>
-            </w:r>
-            <w:proofErr w:type="spellEnd"/>
-            <w:r>
-              <w:t>)</w:t>
-            </w:r>
-          </w:p>
-          <w:p>
-            <w:r>
-              <w:rPr>
-                <w:rFonts w:hint="eastAsia"/>
-              </w:rPr>
-              <w:t>(</w:t>
-            </w:r>
-            <w:r>
-              <w:t>AC Milian)</w:t>
+              <w:t>S</w:t>
+            </w:r>
+            <w:r>
+              <w:t>ponsor</w:t>
             </w:r>
           </w:p>
         </w:tc>
         <w:tc>
           <w:tcPr>
             <w:tcW w:w="6033" w:type="dxa"/>
+            <w:tcMar/>
           </w:tcPr>
           <w:p>
             <w:pPr>
-              <w:pStyle w:val="a3"/>
+              <w:pStyle w:val="ListParagraph"/>
               <w:numPr>
                 <w:ilvl w:val="0"/>
-                <w:numId w:val="6"/>
+                <w:numId w:val="7"/>
               </w:numPr>
               <w:ind w:leftChars="0"/>
             </w:pPr>
@@ -512,18 +665,18 @@
               <w:rPr>
                 <w:rFonts w:hint="eastAsia"/>
               </w:rPr>
-              <w:t>A</w:t>
-            </w:r>
-            <w:r>
-              <w:t>guero</w:t>
+              <w:t>E</w:t>
+            </w:r>
+            <w:r>
+              <w:t>tihad Airway</w:t>
             </w:r>
           </w:p>
           <w:p>
             <w:pPr>
-              <w:pStyle w:val="a3"/>
+              <w:pStyle w:val="ListParagraph"/>
               <w:numPr>
                 <w:ilvl w:val="0"/>
-                <w:numId w:val="6"/>
+                <w:numId w:val="7"/>
               </w:numPr>
               <w:ind w:leftChars="0"/>
             </w:pPr>
@@ -531,51 +684,10 @@
               <w:rPr>
                 <w:rFonts w:hint="eastAsia"/>
               </w:rPr>
-              <w:t>D</w:t>
-            </w:r>
-            <w:r>
-              <w:t>avid Silva</w:t>
-            </w:r>
-          </w:p>
-          <w:p>
-            <w:pPr>
-              <w:pStyle w:val="a3"/>
-              <w:numPr>
-                <w:ilvl w:val="0"/>
-                <w:numId w:val="6"/>
-              </w:numPr>
-              <w:ind w:leftChars="0"/>
-            </w:pPr>
-            <w:r>
-              <w:rPr>
-                <w:rFonts w:hint="eastAsia"/>
-              </w:rPr>
-              <w:t>Y</w:t>
-            </w:r>
-            <w:r>
-              <w:t xml:space="preserve">aya </w:t>
-            </w:r>
-            <w:r>
-              <w:t>Touré</w:t>
-            </w:r>
-          </w:p>
-          <w:p>
-            <w:pPr>
-              <w:pStyle w:val="a3"/>
-              <w:numPr>
-                <w:ilvl w:val="0"/>
-                <w:numId w:val="6"/>
-              </w:numPr>
-              <w:ind w:leftChars="0"/>
-            </w:pPr>
-            <w:r>
-              <w:rPr>
-                <w:rFonts w:hint="eastAsia"/>
-              </w:rPr>
-              <w:t>K</w:t>
-            </w:r>
-            <w:r>
-              <w:t>ompany</w:t>
+              <w:t>P</w:t>
+            </w:r>
+            <w:r>
+              <w:t>uma</w:t>
             </w:r>
           </w:p>
         </w:tc>
@@ -584,149 +696,37 @@
         <w:tc>
           <w:tcPr>
             <w:tcW w:w="2263" w:type="dxa"/>
+            <w:tcMar/>
           </w:tcPr>
           <w:p>
             <w:r>
               <w:rPr>
                 <w:rFonts w:hint="eastAsia"/>
               </w:rPr>
-              <w:t>S</w:t>
-            </w:r>
-            <w:r>
-              <w:t xml:space="preserve">ong/ </w:t>
-            </w:r>
-            <w:r>
-              <w:lastRenderedPageBreak/>
-              <w:t>Anthem</w:t>
+              <w:t>G</w:t>
+            </w:r>
+            <w:r>
+              <w:t>allery</w:t>
             </w:r>
           </w:p>
         </w:tc>
         <w:tc>
           <w:tcPr>
             <w:tcW w:w="6033" w:type="dxa"/>
+            <w:tcMar/>
           </w:tcPr>
           <w:p>
             <w:pPr>
-              <w:pStyle w:val="a3"/>
-              <w:numPr>
-                <w:ilvl w:val="0"/>
-                <w:numId w:val="7"/>
-              </w:numPr>
-              <w:ind w:leftChars="0"/>
-            </w:pPr>
-            <w:r>
-              <w:rPr>
-                <w:rFonts w:hint="eastAsia"/>
-              </w:rPr>
-              <w:lastRenderedPageBreak/>
-              <w:t>B</w:t>
-            </w:r>
-            <w:r>
-              <w:t>lue Moon (https://www.mancity.com/news/club-</w:t>
-            </w:r>
-            <w:r>
-              <w:lastRenderedPageBreak/>
-              <w:t>news/club-news/2013/august/blue-moon)</w:t>
-            </w:r>
-          </w:p>
-        </w:tc>
-      </w:tr>
-      <w:tr>
-        <w:tc>
-          <w:tcPr>
-            <w:tcW w:w="2263" w:type="dxa"/>
-          </w:tcPr>
-          <w:p>
-            <w:r>
-              <w:rPr>
-                <w:rFonts w:hint="eastAsia"/>
-              </w:rPr>
-              <w:lastRenderedPageBreak/>
-              <w:t>S</w:t>
-            </w:r>
-            <w:r>
-              <w:t>ponsor</w:t>
-            </w:r>
-          </w:p>
-        </w:tc>
-        <w:tc>
-          <w:tcPr>
-            <w:tcW w:w="6033" w:type="dxa"/>
-          </w:tcPr>
-          <w:p>
-            <w:pPr>
-              <w:pStyle w:val="a3"/>
-              <w:numPr>
-                <w:ilvl w:val="0"/>
-                <w:numId w:val="7"/>
-              </w:numPr>
-              <w:ind w:leftChars="0"/>
-            </w:pPr>
-            <w:r>
-              <w:rPr>
-                <w:rFonts w:hint="eastAsia"/>
-              </w:rPr>
-              <w:t>E</w:t>
-            </w:r>
-            <w:r>
-              <w:t>tihad Airway</w:t>
-            </w:r>
-          </w:p>
-          <w:p>
-            <w:pPr>
-              <w:pStyle w:val="a3"/>
-              <w:numPr>
-                <w:ilvl w:val="0"/>
-                <w:numId w:val="7"/>
-              </w:numPr>
-              <w:ind w:leftChars="0"/>
-            </w:pPr>
-            <w:r>
-              <w:rPr>
-                <w:rFonts w:hint="eastAsia"/>
-              </w:rPr>
-              <w:t>P</w:t>
-            </w:r>
-            <w:r>
-              <w:t>uma</w:t>
-            </w:r>
-          </w:p>
-        </w:tc>
-      </w:tr>
-      <w:tr>
-        <w:tc>
-          <w:tcPr>
-            <w:tcW w:w="2263" w:type="dxa"/>
-          </w:tcPr>
-          <w:p>
-            <w:r>
-              <w:rPr>
-                <w:rFonts w:hint="eastAsia"/>
-              </w:rPr>
-              <w:t>G</w:t>
-            </w:r>
-            <w:r>
-              <w:t>allery</w:t>
-            </w:r>
-          </w:p>
-        </w:tc>
-        <w:tc>
-          <w:tcPr>
-            <w:tcW w:w="6033" w:type="dxa"/>
-          </w:tcPr>
-          <w:p>
-            <w:pPr>
-              <w:pStyle w:val="a3"/>
-              <w:ind w:leftChars="0" w:left="960"/>
+              <w:pStyle w:val="ListParagraph"/>
+              <w:ind w:left="960" w:leftChars="0"/>
             </w:pPr>
           </w:p>
         </w:tc>
       </w:tr>
     </w:tbl>
     <w:p/>
-    <w:p/>
     <w:sectPr>
-      <w:pgSz w:w="11906" w:h="16838"/>
+      <w:pgSz w:w="11906" w:h="16838" w:orient="portrait"/>
       <w:pgMar w:top="1440" w:right="1800" w:bottom="1440" w:left="1800" w:header="851" w:footer="992" w:gutter="0"/>
       <w:cols w:space="425"/>
       <w:docGrid w:type="lines" w:linePitch="360"/>
@@ -736,7 +736,7 @@
 </file>
 
 <file path=word/numbering.xml><?xml version="1.0" encoding="utf-8"?>
-<w:numbering xmlns:wpc="http://schemas.microsoft.com/office/word/2010/wordprocessingCanvas" xmlns:cx="http://schemas.microsoft.com/office/drawing/2014/chartex" xmlns:cx1="http://schemas.microsoft.com/office/drawing/2015/9/8/chartex" xmlns:cx2="http://schemas.microsoft.com/office/drawing/2015/10/21/chartex" xmlns:cx3="http://schemas.microsoft.com/office/drawing/2016/5/9/chartex" xmlns:cx4="http://schemas.microsoft.com/office/drawing/2016/5/10/chartex" xmlns:cx5="http://schemas.microsoft.com/office/drawing/2016/5/11/chartex" xmlns:cx6="http://schemas.microsoft.com/office/drawing/2016/5/12/chartex" xmlns:cx7="http://schemas.microsoft.com/office/drawing/2016/5/13/chartex" xmlns:cx8="http://schemas.microsoft.com/office/drawing/2016/5/14/chartex" xmlns:mc="http://schemas.openxmlformats.org/markup-compatibility/2006" xmlns:aink="http://schemas.microsoft.com/office/drawing/2016/ink" xmlns:am3d="http://schemas.microsoft.com/office/drawing/2017/model3d" xmlns:o="urn:schemas-microsoft-com:office:office" xmlns:oel="http://schemas.microsoft.com/office/2019/extlst" xmlns:r="http://schemas.openxmlformats.org/officeDocument/2006/relationships" xmlns:m="http://schemas.openxmlformats.org/officeDocument/2006/math" xmlns:v="urn:schemas-microsoft-com:vml" xmlns:wp14="http://schemas.microsoft.com/office/word/2010/wordprocessingDrawing" xmlns:wp="http://schemas.openxmlformats.org/drawingml/2006/wordprocessingDrawing" xmlns:w10="urn:schemas-microsoft-com:office:word" xmlns:w="http://schemas.openxmlformats.org/wordprocessingml/2006/main" xmlns:w14="http://schemas.microsoft.com/office/word/2010/wordml" xmlns:w15="http://schemas.microsoft.com/office/word/2012/wordml" xmlns:w16cex="http://schemas.microsoft.com/office/word/2018/wordml/cex" xmlns:w16cid="http://schemas.microsoft.com/office/word/2016/wordml/cid" xmlns:w16="http://schemas.microsoft.com/office/word/2018/wordml" xmlns:w16sdtdh="http://schemas.microsoft.com/office/word/2020/wordml/sdtdatahash" xmlns:w16se="http://schemas.microsoft.com/office/word/2015/wordml/symex" xmlns:wpg="http://schemas.microsoft.com/office/word/2010/wordprocessingGroup" xmlns:wpi="http://schemas.microsoft.com/office/word/2010/wordprocessingInk" xmlns:wne="http://schemas.microsoft.com/office/word/2006/wordml" xmlns:wps="http://schemas.microsoft.com/office/word/2010/wordprocessingShape" mc:Ignorable="w14 w15 w16se w16cid w16 w16cex w16sdtdh wp14">
+<w:numbering xmlns:wpc="http://schemas.microsoft.com/office/word/2010/wordprocessingCanvas" xmlns:cx="http://schemas.microsoft.com/office/drawing/2014/chartex" xmlns:cx1="http://schemas.microsoft.com/office/drawing/2015/9/8/chartex" xmlns:cx2="http://schemas.microsoft.com/office/drawing/2015/10/21/chartex" xmlns:cx3="http://schemas.microsoft.com/office/drawing/2016/5/9/chartex" xmlns:cx4="http://schemas.microsoft.com/office/drawing/2016/5/10/chartex" xmlns:cx5="http://schemas.microsoft.com/office/drawing/2016/5/11/chartex" xmlns:cx6="http://schemas.microsoft.com/office/drawing/2016/5/12/chartex" xmlns:cx7="http://schemas.microsoft.com/office/drawing/2016/5/13/chartex" xmlns:cx8="http://schemas.microsoft.com/office/drawing/2016/5/14/chartex" xmlns:mc="http://schemas.openxmlformats.org/markup-compatibility/2006" xmlns:aink="http://schemas.microsoft.com/office/drawing/2016/ink" xmlns:am3d="http://schemas.microsoft.com/office/drawing/2017/model3d" xmlns:o="urn:schemas-microsoft-com:office:office" xmlns:r="http://schemas.openxmlformats.org/officeDocument/2006/relationships" xmlns:m="http://schemas.openxmlformats.org/officeDocument/2006/math" xmlns:v="urn:schemas-microsoft-com:vml" xmlns:wp14="http://schemas.microsoft.com/office/word/2010/wordprocessingDrawing" xmlns:wp="http://schemas.openxmlformats.org/drawingml/2006/wordprocessingDrawing" xmlns:w10="urn:schemas-microsoft-com:office:word" xmlns:w="http://schemas.openxmlformats.org/wordprocessingml/2006/main" xmlns:w14="http://schemas.microsoft.com/office/word/2010/wordml" xmlns:w15="http://schemas.microsoft.com/office/word/2012/wordml" xmlns:w16cex="http://schemas.microsoft.com/office/word/2018/wordml/cex" xmlns:w16cid="http://schemas.microsoft.com/office/word/2016/wordml/cid" xmlns:w16="http://schemas.microsoft.com/office/word/2018/wordml" xmlns:w16sdtdh="http://schemas.microsoft.com/office/word/2020/wordml/sdtdatahash" xmlns:w16se="http://schemas.microsoft.com/office/word/2015/wordml/symex" xmlns:wpg="http://schemas.microsoft.com/office/word/2010/wordprocessingGroup" xmlns:wpi="http://schemas.microsoft.com/office/word/2010/wordprocessingInk" xmlns:wne="http://schemas.microsoft.com/office/word/2006/wordml" xmlns:wps="http://schemas.microsoft.com/office/word/2010/wordprocessingShape" mc:Ignorable="w14 w15 w16se w16cid w16 w16cex w16sdtdh wp14">
   <w:abstractNum w:abstractNumId="0" w15:restartNumberingAfterBreak="0">
     <w:nsid w:val="15A34355"/>
     <w:multiLevelType w:val="hybridMultilevel"/>
@@ -750,7 +750,7 @@
         <w:ind w:left="960" w:hanging="480"/>
       </w:pPr>
       <w:rPr>
-        <w:rFonts w:ascii="Wingdings" w:hAnsi="Wingdings" w:hint="default"/>
+        <w:rFonts w:hint="default" w:ascii="Wingdings" w:hAnsi="Wingdings"/>
       </w:rPr>
     </w:lvl>
     <w:lvl w:ilvl="1" w:tplc="04090003" w:tentative="1">
@@ -762,7 +762,7 @@
         <w:ind w:left="1440" w:hanging="480"/>
       </w:pPr>
       <w:rPr>
-        <w:rFonts w:ascii="Wingdings" w:hAnsi="Wingdings" w:hint="default"/>
+        <w:rFonts w:hint="default" w:ascii="Wingdings" w:hAnsi="Wingdings"/>
       </w:rPr>
     </w:lvl>
     <w:lvl w:ilvl="2" w:tplc="04090005" w:tentative="1">
@@ -774,7 +774,7 @@
         <w:ind w:left="1920" w:hanging="480"/>
       </w:pPr>
       <w:rPr>
-        <w:rFonts w:ascii="Wingdings" w:hAnsi="Wingdings" w:hint="default"/>
+        <w:rFonts w:hint="default" w:ascii="Wingdings" w:hAnsi="Wingdings"/>
       </w:rPr>
     </w:lvl>
     <w:lvl w:ilvl="3" w:tplc="04090001" w:tentative="1">
@@ -786,7 +786,7 @@
         <w:ind w:left="2400" w:hanging="480"/>
       </w:pPr>
       <w:rPr>
-        <w:rFonts w:ascii="Wingdings" w:hAnsi="Wingdings" w:hint="default"/>
+        <w:rFonts w:hint="default" w:ascii="Wingdings" w:hAnsi="Wingdings"/>
       </w:rPr>
     </w:lvl>
     <w:lvl w:ilvl="4" w:tplc="04090003" w:tentative="1">
@@ -798,7 +798,7 @@
         <w:ind w:left="2880" w:hanging="480"/>
       </w:pPr>
       <w:rPr>
-        <w:rFonts w:ascii="Wingdings" w:hAnsi="Wingdings" w:hint="default"/>
+        <w:rFonts w:hint="default" w:ascii="Wingdings" w:hAnsi="Wingdings"/>
       </w:rPr>
     </w:lvl>
     <w:lvl w:ilvl="5" w:tplc="04090005" w:tentative="1">
@@ -810,7 +810,7 @@
         <w:ind w:left="3360" w:hanging="480"/>
       </w:pPr>
       <w:rPr>
-        <w:rFonts w:ascii="Wingdings" w:hAnsi="Wingdings" w:hint="default"/>
+        <w:rFonts w:hint="default" w:ascii="Wingdings" w:hAnsi="Wingdings"/>
       </w:rPr>
     </w:lvl>
     <w:lvl w:ilvl="6" w:tplc="04090001" w:tentative="1">
@@ -822,7 +822,7 @@
         <w:ind w:left="3840" w:hanging="480"/>
       </w:pPr>
       <w:rPr>
-        <w:rFonts w:ascii="Wingdings" w:hAnsi="Wingdings" w:hint="default"/>
+        <w:rFonts w:hint="default" w:ascii="Wingdings" w:hAnsi="Wingdings"/>
       </w:rPr>
     </w:lvl>
     <w:lvl w:ilvl="7" w:tplc="04090003" w:tentative="1">
@@ -834,7 +834,7 @@
         <w:ind w:left="4320" w:hanging="480"/>
       </w:pPr>
       <w:rPr>
-        <w:rFonts w:ascii="Wingdings" w:hAnsi="Wingdings" w:hint="default"/>
+        <w:rFonts w:hint="default" w:ascii="Wingdings" w:hAnsi="Wingdings"/>
       </w:rPr>
     </w:lvl>
     <w:lvl w:ilvl="8" w:tplc="04090005" w:tentative="1">
@@ -846,7 +846,7 @@
         <w:ind w:left="4800" w:hanging="480"/>
       </w:pPr>
       <w:rPr>
-        <w:rFonts w:ascii="Wingdings" w:hAnsi="Wingdings" w:hint="default"/>
+        <w:rFonts w:hint="default" w:ascii="Wingdings" w:hAnsi="Wingdings"/>
       </w:rPr>
     </w:lvl>
   </w:abstractNum>
@@ -863,7 +863,7 @@
         <w:ind w:left="960" w:hanging="480"/>
       </w:pPr>
       <w:rPr>
-        <w:rFonts w:ascii="Wingdings" w:hAnsi="Wingdings" w:hint="default"/>
+        <w:rFonts w:hint="default" w:ascii="Wingdings" w:hAnsi="Wingdings"/>
       </w:rPr>
     </w:lvl>
     <w:lvl w:ilvl="1" w:tplc="04090003" w:tentative="1">
@@ -875,7 +875,7 @@
         <w:ind w:left="1440" w:hanging="480"/>
       </w:pPr>
       <w:rPr>
-        <w:rFonts w:ascii="Wingdings" w:hAnsi="Wingdings" w:hint="default"/>
+        <w:rFonts w:hint="default" w:ascii="Wingdings" w:hAnsi="Wingdings"/>
       </w:rPr>
     </w:lvl>
     <w:lvl w:ilvl="2" w:tplc="04090005" w:tentative="1">
@@ -887,7 +887,7 @@
         <w:ind w:left="1920" w:hanging="480"/>
       </w:pPr>
       <w:rPr>
-        <w:rFonts w:ascii="Wingdings" w:hAnsi="Wingdings" w:hint="default"/>
+        <w:rFonts w:hint="default" w:ascii="Wingdings" w:hAnsi="Wingdings"/>
       </w:rPr>
     </w:lvl>
     <w:lvl w:ilvl="3" w:tplc="04090001" w:tentative="1">
@@ -899,7 +899,7 @@
         <w:ind w:left="2400" w:hanging="480"/>
       </w:pPr>
       <w:rPr>
-        <w:rFonts w:ascii="Wingdings" w:hAnsi="Wingdings" w:hint="default"/>
+        <w:rFonts w:hint="default" w:ascii="Wingdings" w:hAnsi="Wingdings"/>
       </w:rPr>
     </w:lvl>
     <w:lvl w:ilvl="4" w:tplc="04090003" w:tentative="1">
@@ -911,7 +911,7 @@
         <w:ind w:left="2880" w:hanging="480"/>
       </w:pPr>
       <w:rPr>
-        <w:rFonts w:ascii="Wingdings" w:hAnsi="Wingdings" w:hint="default"/>
+        <w:rFonts w:hint="default" w:ascii="Wingdings" w:hAnsi="Wingdings"/>
       </w:rPr>
     </w:lvl>
     <w:lvl w:ilvl="5" w:tplc="04090005" w:tentative="1">
@@ -923,7 +923,7 @@
         <w:ind w:left="3360" w:hanging="480"/>
       </w:pPr>
       <w:rPr>
-        <w:rFonts w:ascii="Wingdings" w:hAnsi="Wingdings" w:hint="default"/>
+        <w:rFonts w:hint="default" w:ascii="Wingdings" w:hAnsi="Wingdings"/>
       </w:rPr>
     </w:lvl>
     <w:lvl w:ilvl="6" w:tplc="04090001" w:tentative="1">
@@ -935,7 +935,7 @@
         <w:ind w:left="3840" w:hanging="480"/>
       </w:pPr>
       <w:rPr>
-        <w:rFonts w:ascii="Wingdings" w:hAnsi="Wingdings" w:hint="default"/>
+        <w:rFonts w:hint="default" w:ascii="Wingdings" w:hAnsi="Wingdings"/>
       </w:rPr>
     </w:lvl>
     <w:lvl w:ilvl="7" w:tplc="04090003" w:tentative="1">
@@ -947,7 +947,7 @@
         <w:ind w:left="4320" w:hanging="480"/>
       </w:pPr>
       <w:rPr>
-        <w:rFonts w:ascii="Wingdings" w:hAnsi="Wingdings" w:hint="default"/>
+        <w:rFonts w:hint="default" w:ascii="Wingdings" w:hAnsi="Wingdings"/>
       </w:rPr>
     </w:lvl>
     <w:lvl w:ilvl="8" w:tplc="04090005" w:tentative="1">
@@ -959,7 +959,7 @@
         <w:ind w:left="4800" w:hanging="480"/>
       </w:pPr>
       <w:rPr>
-        <w:rFonts w:ascii="Wingdings" w:hAnsi="Wingdings" w:hint="default"/>
+        <w:rFonts w:hint="default" w:ascii="Wingdings" w:hAnsi="Wingdings"/>
       </w:rPr>
     </w:lvl>
   </w:abstractNum>
@@ -976,7 +976,7 @@
         <w:ind w:left="960" w:hanging="480"/>
       </w:pPr>
       <w:rPr>
-        <w:rFonts w:ascii="Wingdings" w:hAnsi="Wingdings" w:hint="default"/>
+        <w:rFonts w:hint="default" w:ascii="Wingdings" w:hAnsi="Wingdings"/>
       </w:rPr>
     </w:lvl>
     <w:lvl w:ilvl="1" w:tplc="04090003" w:tentative="1">
@@ -988,7 +988,7 @@
         <w:ind w:left="1440" w:hanging="480"/>
       </w:pPr>
       <w:rPr>
-        <w:rFonts w:ascii="Wingdings" w:hAnsi="Wingdings" w:hint="default"/>
+        <w:rFonts w:hint="default" w:ascii="Wingdings" w:hAnsi="Wingdings"/>
       </w:rPr>
     </w:lvl>
     <w:lvl w:ilvl="2" w:tplc="04090005" w:tentative="1">
@@ -1000,7 +1000,7 @@
         <w:ind w:left="1920" w:hanging="480"/>
       </w:pPr>
       <w:rPr>
-        <w:rFonts w:ascii="Wingdings" w:hAnsi="Wingdings" w:hint="default"/>
+        <w:rFonts w:hint="default" w:ascii="Wingdings" w:hAnsi="Wingdings"/>
       </w:rPr>
     </w:lvl>
     <w:lvl w:ilvl="3" w:tplc="04090001" w:tentative="1">
@@ -1012,7 +1012,7 @@
         <w:ind w:left="2400" w:hanging="480"/>
       </w:pPr>
       <w:rPr>
-        <w:rFonts w:ascii="Wingdings" w:hAnsi="Wingdings" w:hint="default"/>
+        <w:rFonts w:hint="default" w:ascii="Wingdings" w:hAnsi="Wingdings"/>
       </w:rPr>
     </w:lvl>
     <w:lvl w:ilvl="4" w:tplc="04090003" w:tentative="1">
@@ -1024,7 +1024,7 @@
         <w:ind w:left="2880" w:hanging="480"/>
       </w:pPr>
       <w:rPr>
-        <w:rFonts w:ascii="Wingdings" w:hAnsi="Wingdings" w:hint="default"/>
+        <w:rFonts w:hint="default" w:ascii="Wingdings" w:hAnsi="Wingdings"/>
       </w:rPr>
     </w:lvl>
     <w:lvl w:ilvl="5" w:tplc="04090005" w:tentative="1">
@@ -1036,7 +1036,7 @@
         <w:ind w:left="3360" w:hanging="480"/>
       </w:pPr>
       <w:rPr>
-        <w:rFonts w:ascii="Wingdings" w:hAnsi="Wingdings" w:hint="default"/>
+        <w:rFonts w:hint="default" w:ascii="Wingdings" w:hAnsi="Wingdings"/>
       </w:rPr>
     </w:lvl>
     <w:lvl w:ilvl="6" w:tplc="04090001" w:tentative="1">
@@ -1048,7 +1048,7 @@
         <w:ind w:left="3840" w:hanging="480"/>
       </w:pPr>
       <w:rPr>
-        <w:rFonts w:ascii="Wingdings" w:hAnsi="Wingdings" w:hint="default"/>
+        <w:rFonts w:hint="default" w:ascii="Wingdings" w:hAnsi="Wingdings"/>
       </w:rPr>
     </w:lvl>
     <w:lvl w:ilvl="7" w:tplc="04090003" w:tentative="1">
@@ -1060,7 +1060,7 @@
         <w:ind w:left="4320" w:hanging="480"/>
       </w:pPr>
       <w:rPr>
-        <w:rFonts w:ascii="Wingdings" w:hAnsi="Wingdings" w:hint="default"/>
+        <w:rFonts w:hint="default" w:ascii="Wingdings" w:hAnsi="Wingdings"/>
       </w:rPr>
     </w:lvl>
     <w:lvl w:ilvl="8" w:tplc="04090005" w:tentative="1">
@@ -1072,7 +1072,7 @@
         <w:ind w:left="4800" w:hanging="480"/>
       </w:pPr>
       <w:rPr>
-        <w:rFonts w:ascii="Wingdings" w:hAnsi="Wingdings" w:hint="default"/>
+        <w:rFonts w:hint="default" w:ascii="Wingdings" w:hAnsi="Wingdings"/>
       </w:rPr>
     </w:lvl>
   </w:abstractNum>
@@ -1089,7 +1089,7 @@
         <w:ind w:left="960" w:hanging="480"/>
       </w:pPr>
       <w:rPr>
-        <w:rFonts w:ascii="Wingdings" w:hAnsi="Wingdings" w:hint="default"/>
+        <w:rFonts w:hint="default" w:ascii="Wingdings" w:hAnsi="Wingdings"/>
       </w:rPr>
     </w:lvl>
     <w:lvl w:ilvl="1" w:tplc="04090003" w:tentative="1">
@@ -1101,7 +1101,7 @@
         <w:ind w:left="1440" w:hanging="480"/>
       </w:pPr>
       <w:rPr>
-        <w:rFonts w:ascii="Wingdings" w:hAnsi="Wingdings" w:hint="default"/>
+        <w:rFonts w:hint="default" w:ascii="Wingdings" w:hAnsi="Wingdings"/>
       </w:rPr>
     </w:lvl>
     <w:lvl w:ilvl="2" w:tplc="04090005" w:tentative="1">
@@ -1113,7 +1113,7 @@
         <w:ind w:left="1920" w:hanging="480"/>
       </w:pPr>
       <w:rPr>
-        <w:rFonts w:ascii="Wingdings" w:hAnsi="Wingdings" w:hint="default"/>
+        <w:rFonts w:hint="default" w:ascii="Wingdings" w:hAnsi="Wingdings"/>
       </w:rPr>
     </w:lvl>
     <w:lvl w:ilvl="3" w:tplc="04090001" w:tentative="1">
@@ -1125,7 +1125,7 @@
         <w:ind w:left="2400" w:hanging="480"/>
       </w:pPr>
       <w:rPr>
-        <w:rFonts w:ascii="Wingdings" w:hAnsi="Wingdings" w:hint="default"/>
+        <w:rFonts w:hint="default" w:ascii="Wingdings" w:hAnsi="Wingdings"/>
       </w:rPr>
     </w:lvl>
     <w:lvl w:ilvl="4" w:tplc="04090003" w:tentative="1">
@@ -1137,7 +1137,7 @@
         <w:ind w:left="2880" w:hanging="480"/>
       </w:pPr>
       <w:rPr>
-        <w:rFonts w:ascii="Wingdings" w:hAnsi="Wingdings" w:hint="default"/>
+        <w:rFonts w:hint="default" w:ascii="Wingdings" w:hAnsi="Wingdings"/>
       </w:rPr>
     </w:lvl>
     <w:lvl w:ilvl="5" w:tplc="04090005" w:tentative="1">
@@ -1149,7 +1149,7 @@
         <w:ind w:left="3360" w:hanging="480"/>
       </w:pPr>
       <w:rPr>
-        <w:rFonts w:ascii="Wingdings" w:hAnsi="Wingdings" w:hint="default"/>
+        <w:rFonts w:hint="default" w:ascii="Wingdings" w:hAnsi="Wingdings"/>
       </w:rPr>
     </w:lvl>
     <w:lvl w:ilvl="6" w:tplc="04090001" w:tentative="1">
@@ -1161,7 +1161,7 @@
         <w:ind w:left="3840" w:hanging="480"/>
       </w:pPr>
       <w:rPr>
-        <w:rFonts w:ascii="Wingdings" w:hAnsi="Wingdings" w:hint="default"/>
+        <w:rFonts w:hint="default" w:ascii="Wingdings" w:hAnsi="Wingdings"/>
       </w:rPr>
     </w:lvl>
     <w:lvl w:ilvl="7" w:tplc="04090003" w:tentative="1">
@@ -1173,7 +1173,7 @@
         <w:ind w:left="4320" w:hanging="480"/>
       </w:pPr>
       <w:rPr>
-        <w:rFonts w:ascii="Wingdings" w:hAnsi="Wingdings" w:hint="default"/>
+        <w:rFonts w:hint="default" w:ascii="Wingdings" w:hAnsi="Wingdings"/>
       </w:rPr>
     </w:lvl>
     <w:lvl w:ilvl="8" w:tplc="04090005" w:tentative="1">
@@ -1185,7 +1185,7 @@
         <w:ind w:left="4800" w:hanging="480"/>
       </w:pPr>
       <w:rPr>
-        <w:rFonts w:ascii="Wingdings" w:hAnsi="Wingdings" w:hint="default"/>
+        <w:rFonts w:hint="default" w:ascii="Wingdings" w:hAnsi="Wingdings"/>
       </w:rPr>
     </w:lvl>
   </w:abstractNum>
@@ -1202,7 +1202,7 @@
         <w:ind w:left="480" w:hanging="480"/>
       </w:pPr>
       <w:rPr>
-        <w:rFonts w:ascii="Wingdings" w:hAnsi="Wingdings" w:hint="default"/>
+        <w:rFonts w:hint="default" w:ascii="Wingdings" w:hAnsi="Wingdings"/>
       </w:rPr>
     </w:lvl>
     <w:lvl w:ilvl="1" w:tplc="04090003" w:tentative="1">
@@ -1214,7 +1214,7 @@
         <w:ind w:left="960" w:hanging="480"/>
       </w:pPr>
       <w:rPr>
-        <w:rFonts w:ascii="Wingdings" w:hAnsi="Wingdings" w:hint="default"/>
+        <w:rFonts w:hint="default" w:ascii="Wingdings" w:hAnsi="Wingdings"/>
       </w:rPr>
     </w:lvl>
     <w:lvl w:ilvl="2" w:tplc="04090005" w:tentative="1">
@@ -1226,7 +1226,7 @@
         <w:ind w:left="1440" w:hanging="480"/>
       </w:pPr>
       <w:rPr>
-        <w:rFonts w:ascii="Wingdings" w:hAnsi="Wingdings" w:hint="default"/>
+        <w:rFonts w:hint="default" w:ascii="Wingdings" w:hAnsi="Wingdings"/>
       </w:rPr>
     </w:lvl>
     <w:lvl w:ilvl="3" w:tplc="04090001" w:tentative="1">
@@ -1238,7 +1238,7 @@
         <w:ind w:left="1920" w:hanging="480"/>
       </w:pPr>
       <w:rPr>
-        <w:rFonts w:ascii="Wingdings" w:hAnsi="Wingdings" w:hint="default"/>
+        <w:rFonts w:hint="default" w:ascii="Wingdings" w:hAnsi="Wingdings"/>
       </w:rPr>
     </w:lvl>
     <w:lvl w:ilvl="4" w:tplc="04090003" w:tentative="1">
@@ -1250,7 +1250,7 @@
         <w:ind w:left="2400" w:hanging="480"/>
       </w:pPr>
       <w:rPr>
-        <w:rFonts w:ascii="Wingdings" w:hAnsi="Wingdings" w:hint="default"/>
+        <w:rFonts w:hint="default" w:ascii="Wingdings" w:hAnsi="Wingdings"/>
       </w:rPr>
     </w:lvl>
     <w:lvl w:ilvl="5" w:tplc="04090005" w:tentative="1">
@@ -1262,7 +1262,7 @@
         <w:ind w:left="2880" w:hanging="480"/>
       </w:pPr>
       <w:rPr>
-        <w:rFonts w:ascii="Wingdings" w:hAnsi="Wingdings" w:hint="default"/>
+        <w:rFonts w:hint="default" w:ascii="Wingdings" w:hAnsi="Wingdings"/>
       </w:rPr>
     </w:lvl>
     <w:lvl w:ilvl="6" w:tplc="04090001" w:tentative="1">
@@ -1274,7 +1274,7 @@
         <w:ind w:left="3360" w:hanging="480"/>
       </w:pPr>
       <w:rPr>
-        <w:rFonts w:ascii="Wingdings" w:hAnsi="Wingdings" w:hint="default"/>
+        <w:rFonts w:hint="default" w:ascii="Wingdings" w:hAnsi="Wingdings"/>
       </w:rPr>
     </w:lvl>
     <w:lvl w:ilvl="7" w:tplc="04090003" w:tentative="1">
@@ -1286,7 +1286,7 @@
         <w:ind w:left="3840" w:hanging="480"/>
       </w:pPr>
       <w:rPr>
-        <w:rFonts w:ascii="Wingdings" w:hAnsi="Wingdings" w:hint="default"/>
+        <w:rFonts w:hint="default" w:ascii="Wingdings" w:hAnsi="Wingdings"/>
       </w:rPr>
     </w:lvl>
     <w:lvl w:ilvl="8" w:tplc="04090005" w:tentative="1">
@@ -1298,7 +1298,7 @@
         <w:ind w:left="4320" w:hanging="480"/>
       </w:pPr>
       <w:rPr>
-        <w:rFonts w:ascii="Wingdings" w:hAnsi="Wingdings" w:hint="default"/>
+        <w:rFonts w:hint="default" w:ascii="Wingdings" w:hAnsi="Wingdings"/>
       </w:rPr>
     </w:lvl>
   </w:abstractNum>
@@ -1315,7 +1315,7 @@
         <w:ind w:left="480" w:hanging="480"/>
       </w:pPr>
       <w:rPr>
-        <w:rFonts w:ascii="Wingdings" w:hAnsi="Wingdings" w:hint="default"/>
+        <w:rFonts w:hint="default" w:ascii="Wingdings" w:hAnsi="Wingdings"/>
       </w:rPr>
     </w:lvl>
     <w:lvl w:ilvl="1" w:tplc="04090003" w:tentative="1">
@@ -1327,7 +1327,7 @@
         <w:ind w:left="960" w:hanging="480"/>
       </w:pPr>
       <w:rPr>
-        <w:rFonts w:ascii="Wingdings" w:hAnsi="Wingdings" w:hint="default"/>
+        <w:rFonts w:hint="default" w:ascii="Wingdings" w:hAnsi="Wingdings"/>
       </w:rPr>
     </w:lvl>
     <w:lvl w:ilvl="2" w:tplc="04090005" w:tentative="1">
@@ -1339,7 +1339,7 @@
         <w:ind w:left="1440" w:hanging="480"/>
       </w:pPr>
       <w:rPr>
-        <w:rFonts w:ascii="Wingdings" w:hAnsi="Wingdings" w:hint="default"/>
+        <w:rFonts w:hint="default" w:ascii="Wingdings" w:hAnsi="Wingdings"/>
       </w:rPr>
     </w:lvl>
     <w:lvl w:ilvl="3" w:tplc="04090001" w:tentative="1">
@@ -1351,7 +1351,7 @@
         <w:ind w:left="1920" w:hanging="480"/>
       </w:pPr>
       <w:rPr>
-        <w:rFonts w:ascii="Wingdings" w:hAnsi="Wingdings" w:hint="default"/>
+        <w:rFonts w:hint="default" w:ascii="Wingdings" w:hAnsi="Wingdings"/>
       </w:rPr>
     </w:lvl>
     <w:lvl w:ilvl="4" w:tplc="04090003" w:tentative="1">
@@ -1363,7 +1363,7 @@
         <w:ind w:left="2400" w:hanging="480"/>
       </w:pPr>
       <w:rPr>
-        <w:rFonts w:ascii="Wingdings" w:hAnsi="Wingdings" w:hint="default"/>
+        <w:rFonts w:hint="default" w:ascii="Wingdings" w:hAnsi="Wingdings"/>
       </w:rPr>
     </w:lvl>
     <w:lvl w:ilvl="5" w:tplc="04090005" w:tentative="1">
@@ -1375,7 +1375,7 @@
         <w:ind w:left="2880" w:hanging="480"/>
       </w:pPr>
       <w:rPr>
-        <w:rFonts w:ascii="Wingdings" w:hAnsi="Wingdings" w:hint="default"/>
+        <w:rFonts w:hint="default" w:ascii="Wingdings" w:hAnsi="Wingdings"/>
       </w:rPr>
     </w:lvl>
     <w:lvl w:ilvl="6" w:tplc="04090001" w:tentative="1">
@@ -1387,7 +1387,7 @@
         <w:ind w:left="3360" w:hanging="480"/>
       </w:pPr>
       <w:rPr>
-        <w:rFonts w:ascii="Wingdings" w:hAnsi="Wingdings" w:hint="default"/>
+        <w:rFonts w:hint="default" w:ascii="Wingdings" w:hAnsi="Wingdings"/>
       </w:rPr>
     </w:lvl>
     <w:lvl w:ilvl="7" w:tplc="04090003" w:tentative="1">
@@ -1399,7 +1399,7 @@
         <w:ind w:left="3840" w:hanging="480"/>
       </w:pPr>
       <w:rPr>
-        <w:rFonts w:ascii="Wingdings" w:hAnsi="Wingdings" w:hint="default"/>
+        <w:rFonts w:hint="default" w:ascii="Wingdings" w:hAnsi="Wingdings"/>
       </w:rPr>
     </w:lvl>
     <w:lvl w:ilvl="8" w:tplc="04090005" w:tentative="1">
@@ -1411,7 +1411,7 @@
         <w:ind w:left="4320" w:hanging="480"/>
       </w:pPr>
       <w:rPr>
-        <w:rFonts w:ascii="Wingdings" w:hAnsi="Wingdings" w:hint="default"/>
+        <w:rFonts w:hint="default" w:ascii="Wingdings" w:hAnsi="Wingdings"/>
       </w:rPr>
     </w:lvl>
   </w:abstractNum>
@@ -1428,7 +1428,7 @@
         <w:ind w:left="960" w:hanging="480"/>
       </w:pPr>
       <w:rPr>
-        <w:rFonts w:ascii="Wingdings" w:hAnsi="Wingdings" w:hint="default"/>
+        <w:rFonts w:hint="default" w:ascii="Wingdings" w:hAnsi="Wingdings"/>
       </w:rPr>
     </w:lvl>
     <w:lvl w:ilvl="1" w:tplc="04090003" w:tentative="1">
@@ -1440,7 +1440,7 @@
         <w:ind w:left="1440" w:hanging="480"/>
       </w:pPr>
       <w:rPr>
-        <w:rFonts w:ascii="Wingdings" w:hAnsi="Wingdings" w:hint="default"/>
+        <w:rFonts w:hint="default" w:ascii="Wingdings" w:hAnsi="Wingdings"/>
       </w:rPr>
     </w:lvl>
     <w:lvl w:ilvl="2" w:tplc="04090005" w:tentative="1">
@@ -1452,7 +1452,7 @@
         <w:ind w:left="1920" w:hanging="480"/>
       </w:pPr>
       <w:rPr>
-        <w:rFonts w:ascii="Wingdings" w:hAnsi="Wingdings" w:hint="default"/>
+        <w:rFonts w:hint="default" w:ascii="Wingdings" w:hAnsi="Wingdings"/>
       </w:rPr>
     </w:lvl>
     <w:lvl w:ilvl="3" w:tplc="04090001" w:tentative="1">
@@ -1464,7 +1464,7 @@
         <w:ind w:left="2400" w:hanging="480"/>
       </w:pPr>
       <w:rPr>
-        <w:rFonts w:ascii="Wingdings" w:hAnsi="Wingdings" w:hint="default"/>
+        <w:rFonts w:hint="default" w:ascii="Wingdings" w:hAnsi="Wingdings"/>
       </w:rPr>
     </w:lvl>
     <w:lvl w:ilvl="4" w:tplc="04090003" w:tentative="1">
@@ -1476,7 +1476,7 @@
         <w:ind w:left="2880" w:hanging="480"/>
       </w:pPr>
       <w:rPr>
-        <w:rFonts w:ascii="Wingdings" w:hAnsi="Wingdings" w:hint="default"/>
+        <w:rFonts w:hint="default" w:ascii="Wingdings" w:hAnsi="Wingdings"/>
       </w:rPr>
     </w:lvl>
     <w:lvl w:ilvl="5" w:tplc="04090005" w:tentative="1">
@@ -1488,7 +1488,7 @@
         <w:ind w:left="3360" w:hanging="480"/>
       </w:pPr>
       <w:rPr>
-        <w:rFonts w:ascii="Wingdings" w:hAnsi="Wingdings" w:hint="default"/>
+        <w:rFonts w:hint="default" w:ascii="Wingdings" w:hAnsi="Wingdings"/>
       </w:rPr>
     </w:lvl>
     <w:lvl w:ilvl="6" w:tplc="04090001" w:tentative="1">
@@ -1500,7 +1500,7 @@
         <w:ind w:left="3840" w:hanging="480"/>
       </w:pPr>
       <w:rPr>
-        <w:rFonts w:ascii="Wingdings" w:hAnsi="Wingdings" w:hint="default"/>
+        <w:rFonts w:hint="default" w:ascii="Wingdings" w:hAnsi="Wingdings"/>
       </w:rPr>
     </w:lvl>
     <w:lvl w:ilvl="7" w:tplc="04090003" w:tentative="1">
@@ -1512,7 +1512,7 @@
         <w:ind w:left="4320" w:hanging="480"/>
       </w:pPr>
       <w:rPr>
-        <w:rFonts w:ascii="Wingdings" w:hAnsi="Wingdings" w:hint="default"/>
+        <w:rFonts w:hint="default" w:ascii="Wingdings" w:hAnsi="Wingdings"/>
       </w:rPr>
     </w:lvl>
     <w:lvl w:ilvl="8" w:tplc="04090005" w:tentative="1">
@@ -1524,29 +1524,29 @@
         <w:ind w:left="4800" w:hanging="480"/>
       </w:pPr>
       <w:rPr>
-        <w:rFonts w:ascii="Wingdings" w:hAnsi="Wingdings" w:hint="default"/>
+        <w:rFonts w:hint="default" w:ascii="Wingdings" w:hAnsi="Wingdings"/>
       </w:rPr>
     </w:lvl>
   </w:abstractNum>
-  <w:num w:numId="1" w16cid:durableId="1546525898">
+  <w:num w:numId="1">
     <w:abstractNumId w:val="1"/>
   </w:num>
-  <w:num w:numId="2" w16cid:durableId="1689604156">
+  <w:num w:numId="2">
     <w:abstractNumId w:val="4"/>
   </w:num>
-  <w:num w:numId="3" w16cid:durableId="352464241">
+  <w:num w:numId="3">
     <w:abstractNumId w:val="6"/>
   </w:num>
-  <w:num w:numId="4" w16cid:durableId="421418726">
+  <w:num w:numId="4">
     <w:abstractNumId w:val="5"/>
   </w:num>
-  <w:num w:numId="5" w16cid:durableId="1431854316">
+  <w:num w:numId="5">
     <w:abstractNumId w:val="0"/>
   </w:num>
-  <w:num w:numId="6" w16cid:durableId="190187751">
+  <w:num w:numId="6">
     <w:abstractNumId w:val="3"/>
   </w:num>
-  <w:num w:numId="7" w16cid:durableId="1230731889">
+  <w:num w:numId="7">
     <w:abstractNumId w:val="2"/>
   </w:num>
 </w:numbering>
@@ -1557,7 +1557,7 @@
   <w:docDefaults>
     <w:rPrDefault>
       <w:rPr>
-        <w:rFonts w:asciiTheme="minorHAnsi" w:eastAsiaTheme="minorEastAsia" w:hAnsiTheme="minorHAnsi" w:cstheme="minorBidi"/>
+        <w:rFonts w:asciiTheme="minorHAnsi" w:hAnsiTheme="minorHAnsi" w:eastAsiaTheme="minorEastAsia" w:cstheme="minorBidi"/>
         <w:kern w:val="2"/>
         <w:sz w:val="24"/>
         <w:szCs w:val="24"/>
@@ -1569,14 +1569,14 @@
   <w:latentStyles w:defLockedState="0" w:defUIPriority="99" w:defSemiHidden="0" w:defUnhideWhenUsed="0" w:defQFormat="0" w:count="376">
     <w:lsdException w:name="Normal" w:uiPriority="0" w:qFormat="1"/>
     <w:lsdException w:name="heading 1" w:uiPriority="9" w:qFormat="1"/>
-    <w:lsdException w:name="heading 2" w:semiHidden="1" w:uiPriority="9" w:unhideWhenUsed="1" w:qFormat="1"/>
-    <w:lsdException w:name="heading 3" w:semiHidden="1" w:uiPriority="9" w:unhideWhenUsed="1" w:qFormat="1"/>
-    <w:lsdException w:name="heading 4" w:semiHidden="1" w:uiPriority="9" w:unhideWhenUsed="1" w:qFormat="1"/>
-    <w:lsdException w:name="heading 5" w:semiHidden="1" w:uiPriority="9" w:unhideWhenUsed="1" w:qFormat="1"/>
-    <w:lsdException w:name="heading 6" w:semiHidden="1" w:uiPriority="9" w:unhideWhenUsed="1" w:qFormat="1"/>
-    <w:lsdException w:name="heading 7" w:semiHidden="1" w:uiPriority="9" w:unhideWhenUsed="1" w:qFormat="1"/>
-    <w:lsdException w:name="heading 8" w:semiHidden="1" w:uiPriority="9" w:unhideWhenUsed="1" w:qFormat="1"/>
-    <w:lsdException w:name="heading 9" w:semiHidden="1" w:uiPriority="9" w:unhideWhenUsed="1" w:qFormat="1"/>
+    <w:lsdException w:name="heading 2" w:uiPriority="9" w:semiHidden="1" w:unhideWhenUsed="1" w:qFormat="1"/>
+    <w:lsdException w:name="heading 3" w:uiPriority="9" w:semiHidden="1" w:unhideWhenUsed="1" w:qFormat="1"/>
+    <w:lsdException w:name="heading 4" w:uiPriority="9" w:semiHidden="1" w:unhideWhenUsed="1" w:qFormat="1"/>
+    <w:lsdException w:name="heading 5" w:uiPriority="9" w:semiHidden="1" w:unhideWhenUsed="1" w:qFormat="1"/>
+    <w:lsdException w:name="heading 6" w:uiPriority="9" w:semiHidden="1" w:unhideWhenUsed="1" w:qFormat="1"/>
+    <w:lsdException w:name="heading 7" w:uiPriority="9" w:semiHidden="1" w:unhideWhenUsed="1" w:qFormat="1"/>
+    <w:lsdException w:name="heading 8" w:uiPriority="9" w:semiHidden="1" w:unhideWhenUsed="1" w:qFormat="1"/>
+    <w:lsdException w:name="heading 9" w:uiPriority="9" w:semiHidden="1" w:unhideWhenUsed="1" w:qFormat="1"/>
     <w:lsdException w:name="index 1" w:semiHidden="1" w:unhideWhenUsed="1"/>
     <w:lsdException w:name="index 2" w:semiHidden="1" w:unhideWhenUsed="1"/>
     <w:lsdException w:name="index 3" w:semiHidden="1" w:unhideWhenUsed="1"/>
@@ -1586,22 +1586,22 @@
     <w:lsdException w:name="index 7" w:semiHidden="1" w:unhideWhenUsed="1"/>
     <w:lsdException w:name="index 8" w:semiHidden="1" w:unhideWhenUsed="1"/>
     <w:lsdException w:name="index 9" w:semiHidden="1" w:unhideWhenUsed="1"/>
-    <w:lsdException w:name="toc 1" w:semiHidden="1" w:uiPriority="39" w:unhideWhenUsed="1"/>
-    <w:lsdException w:name="toc 2" w:semiHidden="1" w:uiPriority="39" w:unhideWhenUsed="1"/>
-    <w:lsdException w:name="toc 3" w:semiHidden="1" w:uiPriority="39" w:unhideWhenUsed="1"/>
-    <w:lsdException w:name="toc 4" w:semiHidden="1" w:uiPriority="39" w:unhideWhenUsed="1"/>
-    <w:lsdException w:name="toc 5" w:semiHidden="1" w:uiPriority="39" w:unhideWhenUsed="1"/>
-    <w:lsdException w:name="toc 6" w:semiHidden="1" w:uiPriority="39" w:unhideWhenUsed="1"/>
-    <w:lsdException w:name="toc 7" w:semiHidden="1" w:uiPriority="39" w:unhideWhenUsed="1"/>
-    <w:lsdException w:name="toc 8" w:semiHidden="1" w:uiPriority="39" w:unhideWhenUsed="1"/>
-    <w:lsdException w:name="toc 9" w:semiHidden="1" w:uiPriority="39" w:unhideWhenUsed="1"/>
+    <w:lsdException w:name="toc 1" w:uiPriority="39" w:semiHidden="1" w:unhideWhenUsed="1"/>
+    <w:lsdException w:name="toc 2" w:uiPriority="39" w:semiHidden="1" w:unhideWhenUsed="1"/>
+    <w:lsdException w:name="toc 3" w:uiPriority="39" w:semiHidden="1" w:unhideWhenUsed="1"/>
+    <w:lsdException w:name="toc 4" w:uiPriority="39" w:semiHidden="1" w:unhideWhenUsed="1"/>
+    <w:lsdException w:name="toc 5" w:uiPriority="39" w:semiHidden="1" w:unhideWhenUsed="1"/>
+    <w:lsdException w:name="toc 6" w:uiPriority="39" w:semiHidden="1" w:unhideWhenUsed="1"/>
+    <w:lsdException w:name="toc 7" w:uiPriority="39" w:semiHidden="1" w:unhideWhenUsed="1"/>
+    <w:lsdException w:name="toc 8" w:uiPriority="39" w:semiHidden="1" w:unhideWhenUsed="1"/>
+    <w:lsdException w:name="toc 9" w:uiPriority="39" w:semiHidden="1" w:unhideWhenUsed="1"/>
     <w:lsdException w:name="Normal Indent" w:semiHidden="1" w:unhideWhenUsed="1"/>
     <w:lsdException w:name="footnote text" w:semiHidden="1" w:unhideWhenUsed="1"/>
     <w:lsdException w:name="annotation text" w:semiHidden="1" w:unhideWhenUsed="1"/>
     <w:lsdException w:name="header" w:semiHidden="1" w:unhideWhenUsed="1"/>
     <w:lsdException w:name="footer" w:semiHidden="1" w:unhideWhenUsed="1"/>
     <w:lsdException w:name="index heading" w:semiHidden="1" w:unhideWhenUsed="1"/>
-    <w:lsdException w:name="caption" w:semiHidden="1" w:uiPriority="35" w:unhideWhenUsed="1" w:qFormat="1"/>
+    <w:lsdException w:name="caption" w:uiPriority="35" w:semiHidden="1" w:unhideWhenUsed="1" w:qFormat="1"/>
     <w:lsdException w:name="table of figures" w:semiHidden="1" w:unhideWhenUsed="1"/>
     <w:lsdException w:name="envelope address" w:semiHidden="1" w:unhideWhenUsed="1"/>
     <w:lsdException w:name="envelope return" w:semiHidden="1" w:unhideWhenUsed="1"/>
@@ -1632,7 +1632,7 @@
     <w:lsdException w:name="Title" w:uiPriority="10" w:qFormat="1"/>
     <w:lsdException w:name="Closing" w:semiHidden="1" w:unhideWhenUsed="1"/>
     <w:lsdException w:name="Signature" w:semiHidden="1" w:unhideWhenUsed="1"/>
-    <w:lsdException w:name="Default Paragraph Font" w:semiHidden="1" w:uiPriority="1" w:unhideWhenUsed="1"/>
+    <w:lsdException w:name="Default Paragraph Font" w:uiPriority="1" w:semiHidden="1" w:unhideWhenUsed="1"/>
     <w:lsdException w:name="Body Text" w:semiHidden="1" w:unhideWhenUsed="1"/>
     <w:lsdException w:name="Body Text Indent" w:semiHidden="1" w:unhideWhenUsed="1"/>
     <w:lsdException w:name="List Continue" w:semiHidden="1" w:unhideWhenUsed="1"/>
@@ -1832,8 +1832,8 @@
     <w:lsdException w:name="Subtle Reference" w:uiPriority="31" w:qFormat="1"/>
     <w:lsdException w:name="Intense Reference" w:uiPriority="32" w:qFormat="1"/>
     <w:lsdException w:name="Book Title" w:uiPriority="33" w:qFormat="1"/>
-    <w:lsdException w:name="Bibliography" w:semiHidden="1" w:uiPriority="37" w:unhideWhenUsed="1"/>
-    <w:lsdException w:name="TOC Heading" w:semiHidden="1" w:uiPriority="39" w:unhideWhenUsed="1" w:qFormat="1"/>
+    <w:lsdException w:name="Bibliography" w:uiPriority="37" w:semiHidden="1" w:unhideWhenUsed="1"/>
+    <w:lsdException w:name="TOC Heading" w:uiPriority="39" w:semiHidden="1" w:unhideWhenUsed="1" w:qFormat="1"/>
     <w:lsdException w:name="Plain Table 1" w:uiPriority="41"/>
     <w:lsdException w:name="Plain Table 2" w:uiPriority="42"/>
     <w:lsdException w:name="Plain Table 3" w:uiPriority="43"/>
@@ -1944,7 +1944,7 @@
     <w:lsdException w:name="Unresolved Mention" w:semiHidden="1" w:unhideWhenUsed="1"/>
     <w:lsdException w:name="Smart Link" w:semiHidden="1" w:unhideWhenUsed="1"/>
   </w:latentStyles>
-  <w:style w:type="paragraph" w:default="1" w:styleId="a">
+  <w:style w:type="paragraph" w:styleId="Normal" w:default="1">
     <w:name w:val="Normal"/>
     <w:qFormat/>
     <w:pPr>
@@ -1954,13 +1954,13 @@
       <w:lang w:val="en-GB"/>
     </w:rPr>
   </w:style>
-  <w:style w:type="character" w:default="1" w:styleId="a0">
+  <w:style w:type="character" w:styleId="DefaultParagraphFont" w:default="1">
     <w:name w:val="Default Paragraph Font"/>
     <w:uiPriority w:val="1"/>
     <w:semiHidden/>
     <w:unhideWhenUsed/>
   </w:style>
-  <w:style w:type="table" w:default="1" w:styleId="a1">
+  <w:style w:type="table" w:styleId="TableNormal" w:default="1">
     <w:name w:val="Normal Table"/>
     <w:uiPriority w:val="99"/>
     <w:semiHidden/>
@@ -1975,35 +1975,35 @@
       </w:tblCellMar>
     </w:tblPr>
   </w:style>
-  <w:style w:type="numbering" w:default="1" w:styleId="a2">
+  <w:style w:type="numbering" w:styleId="NoList" w:default="1">
     <w:name w:val="No List"/>
     <w:uiPriority w:val="99"/>
     <w:semiHidden/>
     <w:unhideWhenUsed/>
   </w:style>
-  <w:style w:type="paragraph" w:styleId="a3">
+  <w:style w:type="paragraph" w:styleId="ListParagraph">
     <w:name w:val="List Paragraph"/>
-    <w:basedOn w:val="a"/>
+    <w:basedOn w:val="Normal"/>
     <w:uiPriority w:val="34"/>
     <w:qFormat/>
     <w:rsid w:val="00125307"/>
     <w:pPr>
-      <w:ind w:leftChars="200" w:left="480"/>
+      <w:ind w:left="480" w:leftChars="200"/>
     </w:pPr>
   </w:style>
-  <w:style w:type="table" w:styleId="a4">
+  <w:style w:type="table" w:styleId="TableGrid">
     <w:name w:val="Table Grid"/>
-    <w:basedOn w:val="a1"/>
+    <w:basedOn w:val="TableNormal"/>
     <w:uiPriority w:val="39"/>
     <w:rsid w:val="003011FA"/>
     <w:tblPr>
       <w:tblBorders>
-        <w:top w:val="single" w:sz="4" w:space="0" w:color="auto"/>
-        <w:left w:val="single" w:sz="4" w:space="0" w:color="auto"/>
-        <w:bottom w:val="single" w:sz="4" w:space="0" w:color="auto"/>
-        <w:right w:val="single" w:sz="4" w:space="0" w:color="auto"/>
-        <w:insideH w:val="single" w:sz="4" w:space="0" w:color="auto"/>
-        <w:insideV w:val="single" w:sz="4" w:space="0" w:color="auto"/>
+        <w:top w:val="single" w:color="auto" w:sz="4" w:space="0"/>
+        <w:left w:val="single" w:color="auto" w:sz="4" w:space="0"/>
+        <w:bottom w:val="single" w:color="auto" w:sz="4" w:space="0"/>
+        <w:right w:val="single" w:color="auto" w:sz="4" w:space="0"/>
+        <w:insideH w:val="single" w:color="auto" w:sz="4" w:space="0"/>
+        <w:insideV w:val="single" w:color="auto" w:sz="4" w:space="0"/>
       </w:tblBorders>
     </w:tblPr>
   </w:style>
